--- a/public/assets/Pseudodemocracy_Rules.docx
+++ b/public/assets/Pseudodemocracy_Rules.docx
@@ -985,39 +985,7 @@
                 <w:sz w:val="18"/>
                 <w:szCs w:val="18"/>
               </w:rPr>
-              <w:t xml:space="preserve">Everyone except the Leader votes at once, no discussion: </w:t>
-            </w:r>
-            <w:r>
-              <w:rPr>
-                <w:b/>
-                <w:bCs/>
-                <w:sz w:val="18"/>
-                <w:szCs w:val="18"/>
-              </w:rPr>
-              <w:t xml:space="preserve">+1</w:t>
-            </w:r>
-            <w:r>
-              <w:rPr>
-                <w:sz w:val="18"/>
-                <w:szCs w:val="18"/>
-              </w:rPr>
-              <w:t xml:space="preserve"> Leader popularity per vote for, </w:t>
-            </w:r>
-            <w:r>
-              <w:rPr>
-                <w:b/>
-                <w:bCs/>
-                <w:sz w:val="18"/>
-                <w:szCs w:val="18"/>
-              </w:rPr>
-              <w:t xml:space="preserve">−1</w:t>
-            </w:r>
-            <w:r>
-              <w:rPr>
-                <w:sz w:val="18"/>
-                <w:szCs w:val="18"/>
-              </w:rPr>
-              <w:t xml:space="preserve"> per vote against.</w:t>
+              <w:t xml:space="preserve">Everyone except the Leader votes at once, no discussion: each vote for or against moves the Leader's popularity by the base swing (±10 with 3 players down to ±1 with 11+).</w:t>
             </w:r>
           </w:p>
           <w:p>
@@ -3525,40 +3493,10 @@
           <w:b/>
           <w:bCs/>
         </w:rPr>
-        <w:t xml:space="preserve">for</w:t>
-      </w:r>
-      <w:r>
-        <w:t xml:space="preserve"> gives the Leader </w:t>
-      </w:r>
-      <w:r>
-        <w:rPr>
-          <w:b/>
-          <w:bCs/>
-        </w:rPr>
-        <w:t xml:space="preserve">+1</w:t>
-      </w:r>
-      <w:r>
-        <w:t xml:space="preserve"> popularity. Each vote </w:t>
-      </w:r>
-      <w:r>
-        <w:rPr>
-          <w:b/>
-          <w:bCs/>
-        </w:rPr>
-        <w:t xml:space="preserve">against</w:t>
-      </w:r>
-      <w:r>
-        <w:t xml:space="preserve"> gives </w:t>
-      </w:r>
-      <w:r>
-        <w:rPr>
-          <w:b/>
-          <w:bCs/>
-        </w:rPr>
-        <w:t xml:space="preserve">−1</w:t>
-      </w:r>
-      <w:r>
-        <w:t xml:space="preserve">.</w:t>
+        <w:t xml:space="preserve">for or against</w:t>
+      </w:r>
+      <w:r>
+        <w:t xml:space="preserve"> moves the Leader's popularity by the base swing for the current table size (±10 with 3 players down to ±1 with 11+) - same table as Part 5's performance votes.</w:t>
       </w:r>
     </w:p>
     <w:p>
